--- a/production/worksheets/07-unit-synthesis-review.docx
+++ b/production/worksheets/07-unit-synthesis-review.docx
@@ -27,7 +27,7 @@
           <w:b w:val="0"/>
           <w:i w:val="0"/>
           <w:color w:val="555555"/>
-          <w:sz w:val="22"/>
+          <w:sz w:val="24"/>
         </w:rPr>
         <w:t>Grade 4 Energy Transfer &amp; Transformation — Week 9</w:t>
       </w:r>
@@ -57,7 +57,7 @@
           <w:b w:val="0"/>
           <w:i/>
           <w:color w:val="555555"/>
-          <w:sz w:val="22"/>
+          <w:sz w:val="24"/>
         </w:rPr>
         <w:t>Use varied retrieval — not just memory. Show evidence for your ideas.</w:t>
       </w:r>
@@ -87,7 +87,7 @@
           <w:b w:val="0"/>
           <w:i w:val="0"/>
           <w:color w:val="1A1A1A"/>
-          <w:sz w:val="22"/>
+          <w:sz w:val="24"/>
         </w:rPr>
         <w:t>1. Energy is the ability to ______________ .</w:t>
       </w:r>
@@ -117,7 +117,7 @@
           <w:b w:val="0"/>
           <w:i w:val="0"/>
           <w:color w:val="1A1A1A"/>
-          <w:sz w:val="22"/>
+          <w:sz w:val="24"/>
         </w:rPr>
         <w:t>2. Look at each change. Circle the BEST evidence that energy is involved.</w:t>
       </w:r>
@@ -132,7 +132,7 @@
           <w:b w:val="0"/>
           <w:i w:val="0"/>
           <w:color w:val="1A1A1A"/>
-          <w:sz w:val="22"/>
+          <w:sz w:val="24"/>
         </w:rPr>
         <w:t xml:space="preserve">   a) A ball rolls across the floor.</w:t>
       </w:r>
@@ -147,7 +147,7 @@
           <w:b w:val="0"/>
           <w:i w:val="0"/>
           <w:color w:val="1A1A1A"/>
-          <w:sz w:val="22"/>
+          <w:sz w:val="24"/>
         </w:rPr>
         <w:t xml:space="preserve">   b) A bell rings across the playground.</w:t>
       </w:r>
@@ -162,7 +162,7 @@
           <w:b w:val="0"/>
           <w:i w:val="0"/>
           <w:color w:val="1A1A1A"/>
-          <w:sz w:val="22"/>
+          <w:sz w:val="24"/>
         </w:rPr>
         <w:t xml:space="preserve">   c) A plant grows taller.</w:t>
       </w:r>
@@ -177,7 +177,7 @@
           <w:b w:val="0"/>
           <w:i w:val="0"/>
           <w:color w:val="1A1A1A"/>
-          <w:sz w:val="22"/>
+          <w:sz w:val="24"/>
         </w:rPr>
         <w:t>3. Pick ONE change above. Write the evidence you would observe:</w:t>
       </w:r>
@@ -237,7 +237,7 @@
           <w:b w:val="0"/>
           <w:i w:val="0"/>
           <w:color w:val="1A1A1A"/>
-          <w:sz w:val="22"/>
+          <w:sz w:val="24"/>
         </w:rPr>
         <w:t>4. What does a moving object have that a still object does not?</w:t>
       </w:r>
@@ -267,7 +267,7 @@
           <w:b w:val="0"/>
           <w:i w:val="0"/>
           <w:color w:val="1A1A1A"/>
-          <w:sz w:val="22"/>
+          <w:sz w:val="24"/>
         </w:rPr>
         <w:t>5. Give ONE example of a moving object causing a change:</w:t>
       </w:r>
@@ -327,7 +327,7 @@
           <w:b w:val="0"/>
           <w:i w:val="0"/>
           <w:color w:val="1A1A1A"/>
-          <w:sz w:val="22"/>
+          <w:sz w:val="24"/>
         </w:rPr>
         <w:t>6. Read the table. The SAME toy car rolled down a ramp at different heights and pushed a cup.</w:t>
       </w:r>
@@ -357,7 +357,7 @@
                 <w:b/>
                 <w:i w:val="0"/>
                 <w:color w:val="FFFFFF"/>
-                <w:sz w:val="20"/>
+                <w:sz w:val="24"/>
               </w:rPr>
               <w:t>Ramp height</w:t>
             </w:r>
@@ -376,7 +376,7 @@
                 <w:b/>
                 <w:i w:val="0"/>
                 <w:color w:val="FFFFFF"/>
-                <w:sz w:val="20"/>
+                <w:sz w:val="24"/>
               </w:rPr>
               <w:t>Cup movement (measured)</w:t>
             </w:r>
@@ -395,7 +395,7 @@
                 <w:b/>
                 <w:i w:val="0"/>
                 <w:color w:val="FFFFFF"/>
-                <w:sz w:val="20"/>
+                <w:sz w:val="24"/>
               </w:rPr>
               <w:t>Energy of motion (inferred)</w:t>
             </w:r>
@@ -415,7 +415,7 @@
                 <w:b w:val="0"/>
                 <w:i w:val="0"/>
                 <w:color w:val="1A1A1A"/>
-                <w:sz w:val="22"/>
+                <w:sz w:val="24"/>
               </w:rPr>
               <w:t>Low</w:t>
             </w:r>
@@ -433,7 +433,7 @@
                 <w:b w:val="0"/>
                 <w:i w:val="0"/>
                 <w:color w:val="1A1A1A"/>
-                <w:sz w:val="22"/>
+                <w:sz w:val="24"/>
               </w:rPr>
               <w:t>moved a little</w:t>
             </w:r>
@@ -451,7 +451,7 @@
                 <w:b w:val="0"/>
                 <w:i w:val="0"/>
                 <w:color w:val="1A1A1A"/>
-                <w:sz w:val="22"/>
+                <w:sz w:val="24"/>
               </w:rPr>
               <w:t>less</w:t>
             </w:r>
@@ -471,7 +471,7 @@
                 <w:b w:val="0"/>
                 <w:i w:val="0"/>
                 <w:color w:val="1A1A1A"/>
-                <w:sz w:val="22"/>
+                <w:sz w:val="24"/>
               </w:rPr>
               <w:t>Medium</w:t>
             </w:r>
@@ -489,7 +489,7 @@
                 <w:b w:val="0"/>
                 <w:i w:val="0"/>
                 <w:color w:val="1A1A1A"/>
-                <w:sz w:val="22"/>
+                <w:sz w:val="24"/>
               </w:rPr>
               <w:t>moved more</w:t>
             </w:r>
@@ -507,7 +507,7 @@
                 <w:b w:val="0"/>
                 <w:i w:val="0"/>
                 <w:color w:val="1A1A1A"/>
-                <w:sz w:val="22"/>
+                <w:sz w:val="24"/>
               </w:rPr>
               <w:t>more</w:t>
             </w:r>
@@ -527,7 +527,7 @@
                 <w:b w:val="0"/>
                 <w:i w:val="0"/>
                 <w:color w:val="1A1A1A"/>
-                <w:sz w:val="22"/>
+                <w:sz w:val="24"/>
               </w:rPr>
               <w:t>High</w:t>
             </w:r>
@@ -545,7 +545,7 @@
                 <w:b w:val="0"/>
                 <w:i w:val="0"/>
                 <w:color w:val="1A1A1A"/>
-                <w:sz w:val="22"/>
+                <w:sz w:val="24"/>
               </w:rPr>
               <w:t>moved the most</w:t>
             </w:r>
@@ -563,7 +563,7 @@
                 <w:b w:val="0"/>
                 <w:i w:val="0"/>
                 <w:color w:val="1A1A1A"/>
-                <w:sz w:val="22"/>
+                <w:sz w:val="24"/>
               </w:rPr>
               <w:t>most</w:t>
             </w:r>
@@ -581,7 +581,7 @@
           <w:b w:val="0"/>
           <w:i w:val="0"/>
           <w:color w:val="1A1A1A"/>
-          <w:sz w:val="22"/>
+          <w:sz w:val="24"/>
         </w:rPr>
         <w:t xml:space="preserve">   What do we MEASURE? What do we INFER? Circle one pair:</w:t>
       </w:r>
@@ -596,7 +596,7 @@
           <w:b w:val="0"/>
           <w:i w:val="0"/>
           <w:color w:val="1A1A1A"/>
-          <w:sz w:val="22"/>
+          <w:sz w:val="24"/>
         </w:rPr>
         <w:t xml:space="preserve">   (A) measure cup movement, infer speed   (B) measure speed, infer cup movement</w:t>
       </w:r>
@@ -626,7 +626,7 @@
           <w:b w:val="0"/>
           <w:i w:val="0"/>
           <w:color w:val="1A1A1A"/>
-          <w:sz w:val="22"/>
+          <w:sz w:val="24"/>
         </w:rPr>
         <w:t>7. For the SAME object, as speed goes up, energy of motion goes ________ .</w:t>
       </w:r>
@@ -671,7 +671,7 @@
           <w:b w:val="0"/>
           <w:i w:val="0"/>
           <w:color w:val="1A1A1A"/>
-          <w:sz w:val="22"/>
+          <w:sz w:val="24"/>
         </w:rPr>
         <w:t>8. Name the FOUR ways energy can transfer from place to place:</w:t>
       </w:r>
@@ -686,7 +686,7 @@
           <w:b w:val="0"/>
           <w:i w:val="0"/>
           <w:color w:val="1A1A1A"/>
-          <w:sz w:val="22"/>
+          <w:sz w:val="24"/>
         </w:rPr>
         <w:t xml:space="preserve">   ____________   ____________   ____________   ____________</w:t>
       </w:r>
@@ -701,7 +701,7 @@
           <w:b w:val="0"/>
           <w:i w:val="0"/>
           <w:color w:val="1A1A1A"/>
-          <w:sz w:val="22"/>
+          <w:sz w:val="24"/>
         </w:rPr>
         <w:t>9. Warm water warms a cool spoon. What kind of energy transfers to the spoon?</w:t>
       </w:r>
@@ -746,7 +746,7 @@
           <w:b w:val="0"/>
           <w:i w:val="0"/>
           <w:color w:val="1A1A1A"/>
-          <w:sz w:val="22"/>
+          <w:sz w:val="24"/>
         </w:rPr>
         <w:t>10. Label each as TRANSFER, TRANSFORMATION, or BOTH.</w:t>
       </w:r>
@@ -761,7 +761,7 @@
           <w:b w:val="0"/>
           <w:i w:val="0"/>
           <w:color w:val="1A1A1A"/>
-          <w:sz w:val="22"/>
+          <w:sz w:val="24"/>
         </w:rPr>
         <w:t xml:space="preserve">    a) A flashlight turns on (battery → light): ________________</w:t>
       </w:r>
@@ -776,7 +776,7 @@
           <w:b w:val="0"/>
           <w:i w:val="0"/>
           <w:color w:val="1A1A1A"/>
-          <w:sz w:val="22"/>
+          <w:sz w:val="24"/>
         </w:rPr>
         <w:t xml:space="preserve">    b) Warm water warms a spoon (heat moves, stays heat): ________________</w:t>
       </w:r>
@@ -791,7 +791,7 @@
           <w:b w:val="0"/>
           <w:i w:val="0"/>
           <w:color w:val="1A1A1A"/>
-          <w:sz w:val="22"/>
+          <w:sz w:val="24"/>
         </w:rPr>
         <w:t xml:space="preserve">    c) A domino falls and clicks (motion passes + sound): ________________</w:t>
       </w:r>
@@ -806,7 +806,7 @@
           <w:b w:val="0"/>
           <w:i w:val="0"/>
           <w:color w:val="1A1A1A"/>
-          <w:sz w:val="22"/>
+          <w:sz w:val="24"/>
         </w:rPr>
         <w:t xml:space="preserve">    d) A buzzer buzzes (electrical → sound): ________________</w:t>
       </w:r>
@@ -836,7 +836,7 @@
           <w:b w:val="0"/>
           <w:i w:val="0"/>
           <w:color w:val="1A1A1A"/>
-          <w:sz w:val="22"/>
+          <w:sz w:val="24"/>
         </w:rPr>
         <w:t>11. A toy car rolls into a stack of blocks. The top block falls off.</w:t>
       </w:r>
@@ -851,7 +851,7 @@
           <w:b w:val="0"/>
           <w:i w:val="0"/>
           <w:color w:val="1A1A1A"/>
-          <w:sz w:val="22"/>
+          <w:sz w:val="24"/>
         </w:rPr>
         <w:t xml:space="preserve">    You add weight to the car (change ONLY weight) and test again.</w:t>
       </w:r>
@@ -866,7 +866,7 @@
           <w:b w:val="0"/>
           <w:i w:val="0"/>
           <w:color w:val="1A1A1A"/>
-          <w:sz w:val="22"/>
+          <w:sz w:val="24"/>
         </w:rPr>
         <w:t xml:space="preserve">    Predict what happens, and explain using energy:</w:t>
       </w:r>
@@ -911,7 +911,7 @@
           <w:b w:val="0"/>
           <w:i w:val="0"/>
           <w:color w:val="1A1A1A"/>
-          <w:sz w:val="22"/>
+          <w:sz w:val="24"/>
         </w:rPr>
         <w:t>12. During a collision, energy of motion transfers to the target, and some becomes ________ .</w:t>
       </w:r>
@@ -956,7 +956,7 @@
           <w:b w:val="0"/>
           <w:i w:val="0"/>
           <w:color w:val="1A1A1A"/>
-          <w:sz w:val="22"/>
+          <w:sz w:val="24"/>
         </w:rPr>
         <w:t>13. The graph shows cup movement at different ramp heights for the SAME car.</w:t>
       </w:r>
@@ -971,7 +971,7 @@
           <w:b w:val="0"/>
           <w:i w:val="0"/>
           <w:color w:val="1A1A1A"/>
-          <w:sz w:val="22"/>
+          <w:sz w:val="24"/>
         </w:rPr>
         <w:t xml:space="preserve">    As ramp height increases, cup movement ________________ .</w:t>
       </w:r>
@@ -986,7 +986,7 @@
           <w:b w:val="0"/>
           <w:i w:val="0"/>
           <w:color w:val="1A1A1A"/>
-          <w:sz w:val="22"/>
+          <w:sz w:val="24"/>
         </w:rPr>
         <w:t xml:space="preserve">    This is evidence that ________________ .</w:t>
       </w:r>
@@ -1046,7 +1046,7 @@
           <w:b w:val="0"/>
           <w:i w:val="0"/>
           <w:color w:val="1A1A1A"/>
-          <w:sz w:val="22"/>
+          <w:sz w:val="24"/>
         </w:rPr>
         <w:t>14. Match the word to its meaning by drawing a line:</w:t>
       </w:r>
@@ -1061,7 +1061,7 @@
           <w:b w:val="0"/>
           <w:i w:val="0"/>
           <w:color w:val="1A1A1A"/>
-          <w:sz w:val="22"/>
+          <w:sz w:val="24"/>
         </w:rPr>
         <w:t xml:space="preserve">    criteria        the limits (materials, time, safety)</w:t>
       </w:r>
@@ -1076,7 +1076,7 @@
           <w:b w:val="0"/>
           <w:i w:val="0"/>
           <w:color w:val="1A1A1A"/>
-          <w:sz w:val="22"/>
+          <w:sz w:val="24"/>
         </w:rPr>
         <w:t xml:space="preserve">    constraints     what a good solution must do</w:t>
       </w:r>
@@ -1091,7 +1091,7 @@
           <w:b w:val="0"/>
           <w:i w:val="0"/>
           <w:color w:val="1A1A1A"/>
-          <w:sz w:val="22"/>
+          <w:sz w:val="24"/>
         </w:rPr>
         <w:t xml:space="preserve">    refine          to improve based on test evidence</w:t>
       </w:r>
@@ -1106,7 +1106,7 @@
           <w:b w:val="0"/>
           <w:i w:val="0"/>
           <w:color w:val="1A1A1A"/>
-          <w:sz w:val="22"/>
+          <w:sz w:val="24"/>
         </w:rPr>
         <w:t>15. A fair test changes ________ thing(s) and keeps everything else the same.</w:t>
       </w:r>
@@ -1151,7 +1151,7 @@
           <w:b w:val="0"/>
           <w:i w:val="0"/>
           <w:color w:val="1A1A1A"/>
-          <w:sz w:val="22"/>
+          <w:sz w:val="24"/>
         </w:rPr>
         <w:t>16. Did Edison invent the FIRST light bulb? Circle: YES / NO</w:t>
       </w:r>
@@ -1166,7 +1166,7 @@
           <w:b w:val="0"/>
           <w:i w:val="0"/>
           <w:color w:val="1A1A1A"/>
-          <w:sz w:val="22"/>
+          <w:sz w:val="24"/>
         </w:rPr>
         <w:t>17. What did Edison actually do? (one sentence)</w:t>
       </w:r>
@@ -1211,7 +1211,7 @@
           <w:b w:val="0"/>
           <w:i w:val="0"/>
           <w:color w:val="1A1A1A"/>
-          <w:sz w:val="22"/>
+          <w:sz w:val="24"/>
         </w:rPr>
         <w:t>18. How many materials did Edison's team test for the filament? (about) ________</w:t>
       </w:r>
@@ -1226,7 +1226,7 @@
           <w:b w:val="0"/>
           <w:i w:val="0"/>
           <w:color w:val="1A1A1A"/>
-          <w:sz w:val="22"/>
+          <w:sz w:val="24"/>
         </w:rPr>
         <w:t>19. What does persistence mean in engineering?</w:t>
       </w:r>
@@ -1286,7 +1286,7 @@
           <w:b w:val="0"/>
           <w:i w:val="0"/>
           <w:color w:val="1A1A1A"/>
-          <w:sz w:val="22"/>
+          <w:sz w:val="24"/>
         </w:rPr>
         <w:t>20. Pick ONE device (flashlight, buzzer, ramp toy, or warm-water spoon).</w:t>
       </w:r>
@@ -1301,7 +1301,7 @@
           <w:b w:val="0"/>
           <w:i w:val="0"/>
           <w:color w:val="1A1A1A"/>
-          <w:sz w:val="22"/>
+          <w:sz w:val="24"/>
         </w:rPr>
         <w:t xml:space="preserve">    Describe the energy change from beginning to end. Use TRANSFER or TRANSFORMATION.</w:t>
       </w:r>
@@ -1316,7 +1316,7 @@
           <w:b w:val="0"/>
           <w:i w:val="0"/>
           <w:color w:val="1A1A1A"/>
-          <w:sz w:val="22"/>
+          <w:sz w:val="24"/>
         </w:rPr>
         <w:t xml:space="preserve">    Claim: ________________________________________________</w:t>
       </w:r>
@@ -1331,7 +1331,7 @@
           <w:b w:val="0"/>
           <w:i w:val="0"/>
           <w:color w:val="1A1A1A"/>
-          <w:sz w:val="22"/>
+          <w:sz w:val="24"/>
         </w:rPr>
         <w:t xml:space="preserve">    Evidence: _____________________________________________</w:t>
       </w:r>
@@ -1346,7 +1346,7 @@
           <w:b w:val="0"/>
           <w:i w:val="0"/>
           <w:color w:val="1A1A1A"/>
-          <w:sz w:val="22"/>
+          <w:sz w:val="24"/>
         </w:rPr>
         <w:t xml:space="preserve">    Reasoning (why the evidence supports your claim): ________________________</w:t>
       </w:r>
